--- a/4_Diari/Diario 08.05.2026.docx
+++ b/4_Diari/Diario 08.05.2026.docx
@@ -199,7 +199,26 @@
               <w:rPr>
                 <w:rFonts w:ascii="Arial" w:hAnsi="Arial" w:cs="Arial"/>
               </w:rPr>
-              <w:t>Mattina (8.20-9.50) Partecipazione dell’attività “SOLIDCODE”</w:t>
+              <w:t>Mattina (8.20-9.50)</w:t>
+            </w:r>
+            <w:r>
+              <w:rPr>
+                <w:rFonts w:ascii="Arial" w:hAnsi="Arial" w:cs="Arial"/>
+              </w:rPr>
+              <w:t>:</w:t>
+            </w:r>
+          </w:p>
+          <w:p>
+            <w:pPr>
+              <w:rPr>
+                <w:rFonts w:ascii="Arial" w:hAnsi="Arial" w:cs="Arial"/>
+              </w:rPr>
+            </w:pPr>
+            <w:r>
+              <w:rPr>
+                <w:rFonts w:ascii="Arial" w:hAnsi="Arial" w:cs="Arial"/>
+              </w:rPr>
+              <w:t>Partecipazione dell’attività “SOLIDCODE”</w:t>
             </w:r>
           </w:p>
           <w:p>
@@ -221,20 +240,6 @@
               </w:rPr>
               <w:t xml:space="preserve">(10:17 – 11:35) </w:t>
             </w:r>
-            <w:proofErr w:type="spellStart"/>
-            <w:r>
-              <w:rPr>
-                <w:rFonts w:ascii="Arial" w:hAnsi="Arial" w:cs="Arial"/>
-              </w:rPr>
-              <w:t>Anh</w:t>
-            </w:r>
-            <w:proofErr w:type="spellEnd"/>
-            <w:r>
-              <w:rPr>
-                <w:rFonts w:ascii="Arial" w:hAnsi="Arial" w:cs="Arial"/>
-              </w:rPr>
-              <w:t>: scrive il diario odierno</w:t>
-            </w:r>
           </w:p>
           <w:p>
             <w:pPr>
@@ -242,11 +247,19 @@
                 <w:rFonts w:ascii="Arial" w:hAnsi="Arial" w:cs="Arial"/>
               </w:rPr>
             </w:pPr>
-            <w:r>
-              <w:rPr>
-                <w:rFonts w:ascii="Arial" w:hAnsi="Arial" w:cs="Arial"/>
-              </w:rPr>
-              <w:t>Sofia: sistema la documentazione</w:t>
+            <w:proofErr w:type="spellStart"/>
+            <w:r>
+              <w:rPr>
+                <w:rFonts w:ascii="Arial" w:hAnsi="Arial" w:cs="Arial"/>
+              </w:rPr>
+              <w:t>Anh</w:t>
+            </w:r>
+            <w:proofErr w:type="spellEnd"/>
+            <w:r>
+              <w:rPr>
+                <w:rFonts w:ascii="Arial" w:hAnsi="Arial" w:cs="Arial"/>
+              </w:rPr>
+              <w:t>: scrive il diario odierno</w:t>
             </w:r>
           </w:p>
           <w:p>
@@ -259,27 +272,13 @@
               <w:rPr>
                 <w:rFonts w:ascii="Arial" w:hAnsi="Arial" w:cs="Arial"/>
               </w:rPr>
-              <w:t>Alex:</w:t>
-            </w:r>
-            <w:r>
-              <w:rPr>
-                <w:rFonts w:ascii="Arial" w:hAnsi="Arial" w:cs="Arial"/>
-              </w:rPr>
-              <w:t xml:space="preserve"> lui prepara per </w:t>
-            </w:r>
-            <w:proofErr w:type="gramStart"/>
-            <w:r>
-              <w:rPr>
-                <w:rFonts w:ascii="Arial" w:hAnsi="Arial" w:cs="Arial"/>
-              </w:rPr>
-              <w:t>il</w:t>
-            </w:r>
-            <w:proofErr w:type="gramEnd"/>
-            <w:r>
-              <w:rPr>
-                <w:rFonts w:ascii="Arial" w:hAnsi="Arial" w:cs="Arial"/>
-              </w:rPr>
-              <w:t xml:space="preserve"> sprint review </w:t>
+              <w:t>Sofia: sistema la documentazione</w:t>
+            </w:r>
+            <w:r>
+              <w:rPr>
+                <w:rFonts w:ascii="Arial" w:hAnsi="Arial" w:cs="Arial"/>
+              </w:rPr>
+              <w:t xml:space="preserve">, continuare piccolo amico </w:t>
             </w:r>
           </w:p>
           <w:p>
@@ -292,13 +291,38 @@
               <w:rPr>
                 <w:rFonts w:ascii="Arial" w:hAnsi="Arial" w:cs="Arial"/>
               </w:rPr>
+              <w:t>Alex:</w:t>
+            </w:r>
+            <w:r>
+              <w:rPr>
+                <w:rFonts w:ascii="Arial" w:hAnsi="Arial" w:cs="Arial"/>
+              </w:rPr>
+              <w:t xml:space="preserve"> lui prepara per il sprint review </w:t>
+            </w:r>
+          </w:p>
+          <w:p>
+            <w:pPr>
+              <w:rPr>
+                <w:rFonts w:ascii="Arial" w:hAnsi="Arial" w:cs="Arial"/>
+              </w:rPr>
+            </w:pPr>
+            <w:r>
+              <w:rPr>
+                <w:rFonts w:ascii="Arial" w:hAnsi="Arial" w:cs="Arial"/>
+              </w:rPr>
               <w:t>Lukas</w:t>
             </w:r>
             <w:r>
               <w:rPr>
                 <w:rFonts w:ascii="Arial" w:hAnsi="Arial" w:cs="Arial"/>
               </w:rPr>
-              <w:t xml:space="preserve">: sta lavorando sulla scartoffia (il </w:t>
+              <w:t xml:space="preserve">: </w:t>
+            </w:r>
+            <w:r>
+              <w:rPr>
+                <w:rFonts w:ascii="Arial" w:hAnsi="Arial" w:cs="Arial"/>
+              </w:rPr>
+              <w:t xml:space="preserve">rifare il </w:t>
             </w:r>
             <w:proofErr w:type="spellStart"/>
             <w:r>
@@ -308,12 +332,6 @@
               <w:t>gantt</w:t>
             </w:r>
             <w:proofErr w:type="spellEnd"/>
-            <w:r>
-              <w:rPr>
-                <w:rFonts w:ascii="Arial" w:hAnsi="Arial" w:cs="Arial"/>
-              </w:rPr>
-              <w:t xml:space="preserve">) </w:t>
-            </w:r>
           </w:p>
           <w:p>
             <w:pPr>
@@ -354,6 +372,154 @@
                 <w:rFonts w:ascii="Arial" w:hAnsi="Arial" w:cs="Arial"/>
               </w:rPr>
             </w:pPr>
+            <w:r>
+              <w:rPr>
+                <w:rFonts w:ascii="Arial" w:hAnsi="Arial" w:cs="Arial"/>
+              </w:rPr>
+              <w:t>(12:30-14:00)</w:t>
+            </w:r>
+          </w:p>
+          <w:p>
+            <w:pPr>
+              <w:rPr>
+                <w:rFonts w:ascii="Arial" w:hAnsi="Arial" w:cs="Arial"/>
+              </w:rPr>
+            </w:pPr>
+            <w:r>
+              <w:rPr>
+                <w:rFonts w:ascii="Arial" w:hAnsi="Arial" w:cs="Arial"/>
+              </w:rPr>
+              <w:t>Sofia: Programmazione Piccolo amico¨</w:t>
+            </w:r>
+          </w:p>
+          <w:p>
+            <w:pPr>
+              <w:rPr>
+                <w:rFonts w:ascii="Arial" w:hAnsi="Arial" w:cs="Arial"/>
+              </w:rPr>
+            </w:pPr>
+            <w:proofErr w:type="spellStart"/>
+            <w:r>
+              <w:rPr>
+                <w:rFonts w:ascii="Arial" w:hAnsi="Arial" w:cs="Arial"/>
+              </w:rPr>
+              <w:t>Anh</w:t>
+            </w:r>
+            <w:proofErr w:type="spellEnd"/>
+            <w:r>
+              <w:rPr>
+                <w:rFonts w:ascii="Arial" w:hAnsi="Arial" w:cs="Arial"/>
+              </w:rPr>
+              <w:t xml:space="preserve">: trigger per lo </w:t>
+            </w:r>
+            <w:proofErr w:type="spellStart"/>
+            <w:r>
+              <w:rPr>
+                <w:rFonts w:ascii="Arial" w:hAnsi="Arial" w:cs="Arial"/>
+              </w:rPr>
+              <w:t>spawner</w:t>
+            </w:r>
+            <w:proofErr w:type="spellEnd"/>
+          </w:p>
+          <w:p>
+            <w:pPr>
+              <w:rPr>
+                <w:rFonts w:ascii="Arial" w:hAnsi="Arial" w:cs="Arial"/>
+              </w:rPr>
+            </w:pPr>
+            <w:r>
+              <w:rPr>
+                <w:rFonts w:ascii="Arial" w:hAnsi="Arial" w:cs="Arial"/>
+              </w:rPr>
+              <w:t>Alex: preparato la scena per unire le cose fatte</w:t>
+            </w:r>
+          </w:p>
+          <w:p>
+            <w:pPr>
+              <w:rPr>
+                <w:rFonts w:ascii="Arial" w:hAnsi="Arial" w:cs="Arial"/>
+              </w:rPr>
+            </w:pPr>
+            <w:r>
+              <w:rPr>
+                <w:rFonts w:ascii="Arial" w:hAnsi="Arial" w:cs="Arial"/>
+              </w:rPr>
+              <w:t xml:space="preserve">Lukas: finito il </w:t>
+            </w:r>
+            <w:proofErr w:type="spellStart"/>
+            <w:r>
+              <w:rPr>
+                <w:rFonts w:ascii="Arial" w:hAnsi="Arial" w:cs="Arial"/>
+              </w:rPr>
+              <w:t>gantt</w:t>
+            </w:r>
+            <w:proofErr w:type="spellEnd"/>
+          </w:p>
+          <w:p>
+            <w:pPr>
+              <w:rPr>
+                <w:rFonts w:ascii="Arial" w:hAnsi="Arial" w:cs="Arial"/>
+              </w:rPr>
+            </w:pPr>
+            <w:r>
+              <w:rPr>
+                <w:rFonts w:ascii="Arial" w:hAnsi="Arial" w:cs="Arial"/>
+              </w:rPr>
+              <w:t>(14:15-15:00)</w:t>
+            </w:r>
+          </w:p>
+          <w:p>
+            <w:pPr>
+              <w:rPr>
+                <w:rFonts w:ascii="Arial" w:hAnsi="Arial" w:cs="Arial"/>
+              </w:rPr>
+            </w:pPr>
+            <w:r>
+              <w:rPr>
+                <w:rFonts w:ascii="Arial" w:hAnsi="Arial" w:cs="Arial"/>
+              </w:rPr>
+              <w:t>Sprint review</w:t>
+            </w:r>
+          </w:p>
+          <w:p>
+            <w:pPr>
+              <w:rPr>
+                <w:rFonts w:ascii="Arial" w:hAnsi="Arial" w:cs="Arial"/>
+              </w:rPr>
+            </w:pPr>
+            <w:r>
+              <w:rPr>
+                <w:rFonts w:ascii="Arial" w:hAnsi="Arial" w:cs="Arial"/>
+              </w:rPr>
+              <w:t>(15:00-15:45)</w:t>
+            </w:r>
+          </w:p>
+          <w:p>
+            <w:pPr>
+              <w:rPr>
+                <w:rFonts w:ascii="Arial" w:hAnsi="Arial" w:cs="Arial"/>
+              </w:rPr>
+            </w:pPr>
+            <w:r>
+              <w:rPr>
+                <w:rFonts w:ascii="Arial" w:hAnsi="Arial" w:cs="Arial"/>
+              </w:rPr>
+              <w:t xml:space="preserve">Sprint </w:t>
+            </w:r>
+            <w:proofErr w:type="spellStart"/>
+            <w:r>
+              <w:rPr>
+                <w:rFonts w:ascii="Arial" w:hAnsi="Arial" w:cs="Arial"/>
+              </w:rPr>
+              <w:t>retrospective</w:t>
+            </w:r>
+            <w:proofErr w:type="spellEnd"/>
+            <w:r>
+              <w:rPr>
+                <w:rFonts w:ascii="Arial" w:hAnsi="Arial" w:cs="Arial"/>
+              </w:rPr>
+              <w:t xml:space="preserve"> e planning</w:t>
+            </w:r>
           </w:p>
           <w:p>
             <w:pPr>
@@ -487,12 +653,6 @@
                 <w:rFonts w:ascii="Arial" w:hAnsi="Arial" w:cs="Arial"/>
               </w:rPr>
               <w:t>ndietro</w:t>
-            </w:r>
-            <w:r>
-              <w:rPr>
-                <w:rFonts w:ascii="Arial" w:hAnsi="Arial" w:cs="Arial"/>
-              </w:rPr>
-              <w:t>/Giusto</w:t>
             </w:r>
           </w:p>
           <w:p>
@@ -743,6 +903,124 @@
                 <w:rFonts w:ascii="Arial" w:hAnsi="Arial" w:cs="Arial"/>
               </w:rPr>
             </w:pPr>
+            <w:r>
+              <w:rPr>
+                <w:rFonts w:ascii="Arial" w:hAnsi="Arial" w:cs="Arial"/>
+              </w:rPr>
+              <w:t>Per il prossimo sprint conclusivo abbiamo definito di:</w:t>
+            </w:r>
+          </w:p>
+          <w:p>
+            <w:pPr>
+              <w:pStyle w:val="Paragrafoelenco"/>
+              <w:numPr>
+                <w:ilvl w:val="0"/>
+                <w:numId w:val="24"/>
+              </w:numPr>
+              <w:rPr>
+                <w:rFonts w:ascii="Arial" w:hAnsi="Arial" w:cs="Arial"/>
+              </w:rPr>
+            </w:pPr>
+            <w:r>
+              <w:rPr>
+                <w:rFonts w:ascii="Arial" w:hAnsi="Arial" w:cs="Arial"/>
+              </w:rPr>
+              <w:t>Concludere le schermate informative</w:t>
+            </w:r>
+          </w:p>
+          <w:p>
+            <w:pPr>
+              <w:pStyle w:val="Paragrafoelenco"/>
+              <w:numPr>
+                <w:ilvl w:val="0"/>
+                <w:numId w:val="24"/>
+              </w:numPr>
+              <w:rPr>
+                <w:rFonts w:ascii="Arial" w:hAnsi="Arial" w:cs="Arial"/>
+              </w:rPr>
+            </w:pPr>
+            <w:r>
+              <w:rPr>
+                <w:rFonts w:ascii="Arial" w:hAnsi="Arial" w:cs="Arial"/>
+              </w:rPr>
+              <w:t xml:space="preserve">Concludere le stanze (abbandonando la generazione casuale del </w:t>
+            </w:r>
+            <w:proofErr w:type="spellStart"/>
+            <w:r>
+              <w:rPr>
+                <w:rFonts w:ascii="Arial" w:hAnsi="Arial" w:cs="Arial"/>
+              </w:rPr>
+              <w:t>dungeon</w:t>
+            </w:r>
+            <w:proofErr w:type="spellEnd"/>
+            <w:r>
+              <w:rPr>
+                <w:rFonts w:ascii="Arial" w:hAnsi="Arial" w:cs="Arial"/>
+              </w:rPr>
+              <w:t>)</w:t>
+            </w:r>
+          </w:p>
+          <w:p>
+            <w:pPr>
+              <w:pStyle w:val="Paragrafoelenco"/>
+              <w:numPr>
+                <w:ilvl w:val="0"/>
+                <w:numId w:val="24"/>
+              </w:numPr>
+              <w:rPr>
+                <w:rFonts w:ascii="Arial" w:hAnsi="Arial" w:cs="Arial"/>
+              </w:rPr>
+            </w:pPr>
+            <w:r>
+              <w:rPr>
+                <w:rFonts w:ascii="Arial" w:hAnsi="Arial" w:cs="Arial"/>
+              </w:rPr>
+              <w:t>Concludere la documentazione</w:t>
+            </w:r>
+          </w:p>
+          <w:p>
+            <w:pPr>
+              <w:pStyle w:val="Paragrafoelenco"/>
+              <w:numPr>
+                <w:ilvl w:val="0"/>
+                <w:numId w:val="24"/>
+              </w:numPr>
+              <w:rPr>
+                <w:rFonts w:ascii="Arial" w:hAnsi="Arial" w:cs="Arial"/>
+              </w:rPr>
+            </w:pPr>
+            <w:proofErr w:type="spellStart"/>
+            <w:r>
+              <w:rPr>
+                <w:rFonts w:ascii="Arial" w:hAnsi="Arial" w:cs="Arial"/>
+              </w:rPr>
+              <w:t>Gantt</w:t>
+            </w:r>
+            <w:proofErr w:type="spellEnd"/>
+            <w:r>
+              <w:rPr>
+                <w:rFonts w:ascii="Arial" w:hAnsi="Arial" w:cs="Arial"/>
+              </w:rPr>
+              <w:t xml:space="preserve"> consuntivo </w:t>
+            </w:r>
+          </w:p>
+          <w:p>
+            <w:pPr>
+              <w:pStyle w:val="Paragrafoelenco"/>
+              <w:numPr>
+                <w:ilvl w:val="0"/>
+                <w:numId w:val="24"/>
+              </w:numPr>
+              <w:rPr>
+                <w:rFonts w:ascii="Arial" w:hAnsi="Arial" w:cs="Arial"/>
+              </w:rPr>
+            </w:pPr>
+            <w:r>
+              <w:rPr>
+                <w:rFonts w:ascii="Arial" w:hAnsi="Arial" w:cs="Arial"/>
+              </w:rPr>
+              <w:t xml:space="preserve">Creare il boss finale </w:t>
+            </w:r>
           </w:p>
           <w:p>
             <w:pPr>
@@ -809,6 +1087,110 @@
                 <w:rFonts w:ascii="Arial" w:hAnsi="Arial" w:cs="Arial"/>
               </w:rPr>
             </w:pPr>
+            <w:r>
+              <w:rPr>
+                <w:rFonts w:ascii="Arial" w:hAnsi="Arial" w:cs="Arial"/>
+              </w:rPr>
+              <w:t>Abbiamo revisionato e mostrato al docente i vari lavori svolti e le funzionalità che abbiamo aggiunto in questo sprint, arrivando alla conclusione che abbiamo concluso seguenti aspetti:</w:t>
+            </w:r>
+          </w:p>
+          <w:p>
+            <w:pPr>
+              <w:pStyle w:val="Paragrafoelenco"/>
+              <w:numPr>
+                <w:ilvl w:val="0"/>
+                <w:numId w:val="23"/>
+              </w:numPr>
+              <w:rPr>
+                <w:rFonts w:ascii="Arial" w:hAnsi="Arial" w:cs="Arial"/>
+              </w:rPr>
+            </w:pPr>
+            <w:proofErr w:type="spellStart"/>
+            <w:r>
+              <w:rPr>
+                <w:rFonts w:ascii="Arial" w:hAnsi="Arial" w:cs="Arial"/>
+              </w:rPr>
+              <w:t>spawner</w:t>
+            </w:r>
+            <w:proofErr w:type="spellEnd"/>
+            <w:r>
+              <w:rPr>
+                <w:rFonts w:ascii="Arial" w:hAnsi="Arial" w:cs="Arial"/>
+              </w:rPr>
+              <w:t xml:space="preserve"> dei nemici</w:t>
+            </w:r>
+            <w:r>
+              <w:rPr>
+                <w:rFonts w:ascii="Arial" w:hAnsi="Arial" w:cs="Arial"/>
+              </w:rPr>
+              <w:t>, che va distrutto</w:t>
+            </w:r>
+          </w:p>
+          <w:p>
+            <w:pPr>
+              <w:pStyle w:val="Paragrafoelenco"/>
+              <w:numPr>
+                <w:ilvl w:val="0"/>
+                <w:numId w:val="23"/>
+              </w:numPr>
+              <w:rPr>
+                <w:rFonts w:ascii="Arial" w:hAnsi="Arial" w:cs="Arial"/>
+              </w:rPr>
+            </w:pPr>
+            <w:r>
+              <w:rPr>
+                <w:rFonts w:ascii="Arial" w:hAnsi="Arial" w:cs="Arial"/>
+              </w:rPr>
+              <w:t>items di rimpicciolimento e ingrandimento</w:t>
+            </w:r>
+          </w:p>
+          <w:p>
+            <w:pPr>
+              <w:pStyle w:val="Paragrafoelenco"/>
+              <w:numPr>
+                <w:ilvl w:val="0"/>
+                <w:numId w:val="23"/>
+              </w:numPr>
+              <w:rPr>
+                <w:rFonts w:ascii="Arial" w:hAnsi="Arial" w:cs="Arial"/>
+              </w:rPr>
+            </w:pPr>
+            <w:r>
+              <w:rPr>
+                <w:rFonts w:ascii="Arial" w:hAnsi="Arial" w:cs="Arial"/>
+              </w:rPr>
+              <w:t>schermata principale e menu di pausa e game over</w:t>
+            </w:r>
+          </w:p>
+          <w:p>
+            <w:pPr>
+              <w:pStyle w:val="Paragrafoelenco"/>
+              <w:numPr>
+                <w:ilvl w:val="0"/>
+                <w:numId w:val="23"/>
+              </w:numPr>
+              <w:rPr>
+                <w:rFonts w:ascii="Arial" w:hAnsi="Arial" w:cs="Arial"/>
+              </w:rPr>
+            </w:pPr>
+            <w:r>
+              <w:rPr>
+                <w:rFonts w:ascii="Arial" w:hAnsi="Arial" w:cs="Arial"/>
+              </w:rPr>
+              <w:t>con</w:t>
+            </w:r>
+            <w:r>
+              <w:rPr>
+                <w:rFonts w:ascii="Arial" w:hAnsi="Arial" w:cs="Arial"/>
+              </w:rPr>
+              <w:t>tinuato</w:t>
+            </w:r>
+            <w:r>
+              <w:rPr>
+                <w:rFonts w:ascii="Arial" w:hAnsi="Arial" w:cs="Arial"/>
+              </w:rPr>
+              <w:t xml:space="preserve"> la documentazione</w:t>
+            </w:r>
           </w:p>
           <w:p>
             <w:pPr>
@@ -884,13 +1266,26 @@
                 <w:rFonts w:ascii="Arial" w:hAnsi="Arial" w:cs="Arial"/>
               </w:rPr>
             </w:pPr>
-          </w:p>
-          <w:p>
-            <w:pPr>
-              <w:rPr>
-                <w:rFonts w:ascii="Arial" w:hAnsi="Arial" w:cs="Arial"/>
-              </w:rPr>
-            </w:pPr>
+            <w:r>
+              <w:rPr>
+                <w:rFonts w:ascii="Arial" w:hAnsi="Arial" w:cs="Arial"/>
+              </w:rPr>
+              <w:t xml:space="preserve">Al termine della sprint review abbiamo potuto dedurre che dobbiamo riscrivere aggiungere tante user stories, iniziare a stendere il </w:t>
+            </w:r>
+            <w:proofErr w:type="spellStart"/>
+            <w:r>
+              <w:rPr>
+                <w:rFonts w:ascii="Arial" w:hAnsi="Arial" w:cs="Arial"/>
+              </w:rPr>
+              <w:t>gantt</w:t>
+            </w:r>
+            <w:proofErr w:type="spellEnd"/>
+            <w:r>
+              <w:rPr>
+                <w:rFonts w:ascii="Arial" w:hAnsi="Arial" w:cs="Arial"/>
+              </w:rPr>
+              <w:t xml:space="preserve"> consuntivo, continuare la documentazione, e iniziare ad avviarci verso la fase di conclusione dell’implementazione, creando la versione finale</w:t>
+            </w:r>
           </w:p>
           <w:p>
             <w:pPr>
@@ -1190,6 +1585,119 @@
 <file path=word/numbering.xml><?xml version="1.0" encoding="utf-8"?>
 <w:numbering xmlns:wpc="http://schemas.microsoft.com/office/word/2010/wordprocessingCanvas" xmlns:cx="http://schemas.microsoft.com/office/drawing/2014/chartex" xmlns:cx1="http://schemas.microsoft.com/office/drawing/2015/9/8/chartex" xmlns:cx2="http://schemas.microsoft.com/office/drawing/2015/10/21/chartex" xmlns:cx3="http://schemas.microsoft.com/office/drawing/2016/5/9/chartex" xmlns:cx4="http://schemas.microsoft.com/office/drawing/2016/5/10/chartex" xmlns:cx5="http://schemas.microsoft.com/office/drawing/2016/5/11/chartex" xmlns:cx6="http://schemas.microsoft.com/office/drawing/2016/5/12/chartex" xmlns:cx7="http://schemas.microsoft.com/office/drawing/2016/5/13/chartex" xmlns:cx8="http://schemas.microsoft.com/office/drawing/2016/5/14/chartex" xmlns:mc="http://schemas.openxmlformats.org/markup-compatibility/2006" xmlns:aink="http://schemas.microsoft.com/office/drawing/2016/ink" xmlns:am3d="http://schemas.microsoft.com/office/drawing/2017/model3d" xmlns:o="urn:schemas-microsoft-com:office:office" xmlns:oel="http://schemas.microsoft.com/office/2019/extlst" xmlns:r="http://schemas.openxmlformats.org/officeDocument/2006/relationships" xmlns:m="http://schemas.openxmlformats.org/officeDocument/2006/math" xmlns:v="urn:schemas-microsoft-com:vml" xmlns:wp14="http://schemas.microsoft.com/office/word/2010/wordprocessingDrawing" xmlns:wp="http://schemas.openxmlformats.org/drawingml/2006/wordprocessingDrawing" xmlns:w10="urn:schemas-microsoft-com:office:word" xmlns:w="http://schemas.openxmlformats.org/wordprocessingml/2006/main" xmlns:w14="http://schemas.microsoft.com/office/word/2010/wordml" xmlns:w15="http://schemas.microsoft.com/office/word/2012/wordml" xmlns:w16cex="http://schemas.microsoft.com/office/word/2018/wordml/cex" xmlns:w16cid="http://schemas.microsoft.com/office/word/2016/wordml/cid" xmlns:w16="http://schemas.microsoft.com/office/word/2018/wordml" xmlns:w16sdtdh="http://schemas.microsoft.com/office/word/2020/wordml/sdtdatahash" xmlns:w16se="http://schemas.microsoft.com/office/word/2015/wordml/symex" xmlns:wpg="http://schemas.microsoft.com/office/word/2010/wordprocessingGroup" xmlns:wpi="http://schemas.microsoft.com/office/word/2010/wordprocessingInk" xmlns:wne="http://schemas.microsoft.com/office/word/2006/wordml" xmlns:wps="http://schemas.microsoft.com/office/word/2010/wordprocessingShape" mc:Ignorable="w14 w15 w16se w16cid w16 w16cex w16sdtdh wp14">
   <w:abstractNum w:abstractNumId="0" w15:restartNumberingAfterBreak="0">
+    <w:nsid w:val="1AA554D7"/>
+    <w:multiLevelType w:val="hybridMultilevel"/>
+    <w:tmpl w:val="FC26D09C"/>
+    <w:lvl w:ilvl="0" w:tplc="08100001">
+      <w:start w:val="1"/>
+      <w:numFmt w:val="bullet"/>
+      <w:lvlText w:val=""/>
+      <w:lvlJc w:val="left"/>
+      <w:pPr>
+        <w:ind w:left="720" w:hanging="360"/>
+      </w:pPr>
+      <w:rPr>
+        <w:rFonts w:ascii="Symbol" w:hAnsi="Symbol" w:hint="default"/>
+      </w:rPr>
+    </w:lvl>
+    <w:lvl w:ilvl="1" w:tplc="08100003" w:tentative="1">
+      <w:start w:val="1"/>
+      <w:numFmt w:val="bullet"/>
+      <w:lvlText w:val="o"/>
+      <w:lvlJc w:val="left"/>
+      <w:pPr>
+        <w:ind w:left="1440" w:hanging="360"/>
+      </w:pPr>
+      <w:rPr>
+        <w:rFonts w:ascii="Courier New" w:hAnsi="Courier New" w:cs="Courier New" w:hint="default"/>
+      </w:rPr>
+    </w:lvl>
+    <w:lvl w:ilvl="2" w:tplc="08100005" w:tentative="1">
+      <w:start w:val="1"/>
+      <w:numFmt w:val="bullet"/>
+      <w:lvlText w:val=""/>
+      <w:lvlJc w:val="left"/>
+      <w:pPr>
+        <w:ind w:left="2160" w:hanging="360"/>
+      </w:pPr>
+      <w:rPr>
+        <w:rFonts w:ascii="Wingdings" w:hAnsi="Wingdings" w:hint="default"/>
+      </w:rPr>
+    </w:lvl>
+    <w:lvl w:ilvl="3" w:tplc="08100001" w:tentative="1">
+      <w:start w:val="1"/>
+      <w:numFmt w:val="bullet"/>
+      <w:lvlText w:val=""/>
+      <w:lvlJc w:val="left"/>
+      <w:pPr>
+        <w:ind w:left="2880" w:hanging="360"/>
+      </w:pPr>
+      <w:rPr>
+        <w:rFonts w:ascii="Symbol" w:hAnsi="Symbol" w:hint="default"/>
+      </w:rPr>
+    </w:lvl>
+    <w:lvl w:ilvl="4" w:tplc="08100003" w:tentative="1">
+      <w:start w:val="1"/>
+      <w:numFmt w:val="bullet"/>
+      <w:lvlText w:val="o"/>
+      <w:lvlJc w:val="left"/>
+      <w:pPr>
+        <w:ind w:left="3600" w:hanging="360"/>
+      </w:pPr>
+      <w:rPr>
+        <w:rFonts w:ascii="Courier New" w:hAnsi="Courier New" w:cs="Courier New" w:hint="default"/>
+      </w:rPr>
+    </w:lvl>
+    <w:lvl w:ilvl="5" w:tplc="08100005" w:tentative="1">
+      <w:start w:val="1"/>
+      <w:numFmt w:val="bullet"/>
+      <w:lvlText w:val=""/>
+      <w:lvlJc w:val="left"/>
+      <w:pPr>
+        <w:ind w:left="4320" w:hanging="360"/>
+      </w:pPr>
+      <w:rPr>
+        <w:rFonts w:ascii="Wingdings" w:hAnsi="Wingdings" w:hint="default"/>
+      </w:rPr>
+    </w:lvl>
+    <w:lvl w:ilvl="6" w:tplc="08100001" w:tentative="1">
+      <w:start w:val="1"/>
+      <w:numFmt w:val="bullet"/>
+      <w:lvlText w:val=""/>
+      <w:lvlJc w:val="left"/>
+      <w:pPr>
+        <w:ind w:left="5040" w:hanging="360"/>
+      </w:pPr>
+      <w:rPr>
+        <w:rFonts w:ascii="Symbol" w:hAnsi="Symbol" w:hint="default"/>
+      </w:rPr>
+    </w:lvl>
+    <w:lvl w:ilvl="7" w:tplc="08100003" w:tentative="1">
+      <w:start w:val="1"/>
+      <w:numFmt w:val="bullet"/>
+      <w:lvlText w:val="o"/>
+      <w:lvlJc w:val="left"/>
+      <w:pPr>
+        <w:ind w:left="5760" w:hanging="360"/>
+      </w:pPr>
+      <w:rPr>
+        <w:rFonts w:ascii="Courier New" w:hAnsi="Courier New" w:cs="Courier New" w:hint="default"/>
+      </w:rPr>
+    </w:lvl>
+    <w:lvl w:ilvl="8" w:tplc="08100005" w:tentative="1">
+      <w:start w:val="1"/>
+      <w:numFmt w:val="bullet"/>
+      <w:lvlText w:val=""/>
+      <w:lvlJc w:val="left"/>
+      <w:pPr>
+        <w:ind w:left="6480" w:hanging="360"/>
+      </w:pPr>
+      <w:rPr>
+        <w:rFonts w:ascii="Wingdings" w:hAnsi="Wingdings" w:hint="default"/>
+      </w:rPr>
+    </w:lvl>
+  </w:abstractNum>
+  <w:abstractNum w:abstractNumId="1" w15:restartNumberingAfterBreak="0">
     <w:nsid w:val="1AC113DD"/>
     <w:multiLevelType w:val="hybridMultilevel"/>
     <w:tmpl w:val="7F14AF36"/>
@@ -1301,7 +1809,7 @@
       </w:rPr>
     </w:lvl>
   </w:abstractNum>
-  <w:abstractNum w:abstractNumId="1" w15:restartNumberingAfterBreak="0">
+  <w:abstractNum w:abstractNumId="2" w15:restartNumberingAfterBreak="0">
     <w:nsid w:val="1D9D4BF4"/>
     <w:multiLevelType w:val="hybridMultilevel"/>
     <w:tmpl w:val="0E9CBA44"/>
@@ -1414,7 +1922,7 @@
       </w:rPr>
     </w:lvl>
   </w:abstractNum>
-  <w:abstractNum w:abstractNumId="2" w15:restartNumberingAfterBreak="0">
+  <w:abstractNum w:abstractNumId="3" w15:restartNumberingAfterBreak="0">
     <w:nsid w:val="1DFB51AB"/>
     <w:multiLevelType w:val="hybridMultilevel"/>
     <w:tmpl w:val="BFACE39E"/>
@@ -1527,7 +2035,7 @@
       </w:rPr>
     </w:lvl>
   </w:abstractNum>
-  <w:abstractNum w:abstractNumId="3" w15:restartNumberingAfterBreak="0">
+  <w:abstractNum w:abstractNumId="4" w15:restartNumberingAfterBreak="0">
     <w:nsid w:val="32B3292A"/>
     <w:multiLevelType w:val="hybridMultilevel"/>
     <w:tmpl w:val="52A4F2F4"/>
@@ -1639,7 +2147,7 @@
       </w:rPr>
     </w:lvl>
   </w:abstractNum>
-  <w:abstractNum w:abstractNumId="4" w15:restartNumberingAfterBreak="0">
+  <w:abstractNum w:abstractNumId="5" w15:restartNumberingAfterBreak="0">
     <w:nsid w:val="36E11DF4"/>
     <w:multiLevelType w:val="hybridMultilevel"/>
     <w:tmpl w:val="1856E4BE"/>
@@ -1751,7 +2259,7 @@
       </w:rPr>
     </w:lvl>
   </w:abstractNum>
-  <w:abstractNum w:abstractNumId="5" w15:restartNumberingAfterBreak="0">
+  <w:abstractNum w:abstractNumId="6" w15:restartNumberingAfterBreak="0">
     <w:nsid w:val="3AFA4BF8"/>
     <w:multiLevelType w:val="hybridMultilevel"/>
     <w:tmpl w:val="EF1C99B4"/>
@@ -1863,7 +2371,7 @@
       </w:rPr>
     </w:lvl>
   </w:abstractNum>
-  <w:abstractNum w:abstractNumId="6" w15:restartNumberingAfterBreak="0">
+  <w:abstractNum w:abstractNumId="7" w15:restartNumberingAfterBreak="0">
     <w:nsid w:val="3D4C551D"/>
     <w:multiLevelType w:val="hybridMultilevel"/>
     <w:tmpl w:val="1D629A34"/>
@@ -1976,7 +2484,7 @@
       </w:rPr>
     </w:lvl>
   </w:abstractNum>
-  <w:abstractNum w:abstractNumId="7" w15:restartNumberingAfterBreak="0">
+  <w:abstractNum w:abstractNumId="8" w15:restartNumberingAfterBreak="0">
     <w:nsid w:val="3EBE4D1A"/>
     <w:multiLevelType w:val="hybridMultilevel"/>
     <w:tmpl w:val="C2E8BF98"/>
@@ -2088,7 +2596,7 @@
       </w:rPr>
     </w:lvl>
   </w:abstractNum>
-  <w:abstractNum w:abstractNumId="8" w15:restartNumberingAfterBreak="0">
+  <w:abstractNum w:abstractNumId="9" w15:restartNumberingAfterBreak="0">
     <w:nsid w:val="3F671B2A"/>
     <w:multiLevelType w:val="hybridMultilevel"/>
     <w:tmpl w:val="837CCA7E"/>
@@ -2201,7 +2709,7 @@
       </w:rPr>
     </w:lvl>
   </w:abstractNum>
-  <w:abstractNum w:abstractNumId="9" w15:restartNumberingAfterBreak="0">
+  <w:abstractNum w:abstractNumId="10" w15:restartNumberingAfterBreak="0">
     <w:nsid w:val="432D4A14"/>
     <w:multiLevelType w:val="hybridMultilevel"/>
     <w:tmpl w:val="3850D6E2"/>
@@ -2313,7 +2821,7 @@
       </w:rPr>
     </w:lvl>
   </w:abstractNum>
-  <w:abstractNum w:abstractNumId="10" w15:restartNumberingAfterBreak="0">
+  <w:abstractNum w:abstractNumId="11" w15:restartNumberingAfterBreak="0">
     <w:nsid w:val="442C21C6"/>
     <w:multiLevelType w:val="hybridMultilevel"/>
     <w:tmpl w:val="D64E2F34"/>
@@ -2426,7 +2934,7 @@
       </w:rPr>
     </w:lvl>
   </w:abstractNum>
-  <w:abstractNum w:abstractNumId="11" w15:restartNumberingAfterBreak="0">
+  <w:abstractNum w:abstractNumId="12" w15:restartNumberingAfterBreak="0">
     <w:nsid w:val="44F65ACA"/>
     <w:multiLevelType w:val="hybridMultilevel"/>
     <w:tmpl w:val="A3C8D654"/>
@@ -2539,7 +3047,7 @@
       </w:rPr>
     </w:lvl>
   </w:abstractNum>
-  <w:abstractNum w:abstractNumId="12" w15:restartNumberingAfterBreak="0">
+  <w:abstractNum w:abstractNumId="13" w15:restartNumberingAfterBreak="0">
     <w:nsid w:val="45714A95"/>
     <w:multiLevelType w:val="hybridMultilevel"/>
     <w:tmpl w:val="05F4A790"/>
@@ -2651,7 +3159,7 @@
       </w:rPr>
     </w:lvl>
   </w:abstractNum>
-  <w:abstractNum w:abstractNumId="13" w15:restartNumberingAfterBreak="0">
+  <w:abstractNum w:abstractNumId="14" w15:restartNumberingAfterBreak="0">
     <w:nsid w:val="47473CE2"/>
     <w:multiLevelType w:val="hybridMultilevel"/>
     <w:tmpl w:val="ECF27DAE"/>
@@ -2763,7 +3271,7 @@
       </w:rPr>
     </w:lvl>
   </w:abstractNum>
-  <w:abstractNum w:abstractNumId="14" w15:restartNumberingAfterBreak="0">
+  <w:abstractNum w:abstractNumId="15" w15:restartNumberingAfterBreak="0">
     <w:nsid w:val="4D8115E5"/>
     <w:multiLevelType w:val="hybridMultilevel"/>
     <w:tmpl w:val="3DC066B4"/>
@@ -2876,7 +3384,7 @@
       </w:rPr>
     </w:lvl>
   </w:abstractNum>
-  <w:abstractNum w:abstractNumId="15" w15:restartNumberingAfterBreak="0">
+  <w:abstractNum w:abstractNumId="16" w15:restartNumberingAfterBreak="0">
     <w:nsid w:val="5A3606D5"/>
     <w:multiLevelType w:val="hybridMultilevel"/>
     <w:tmpl w:val="91805626"/>
@@ -2989,7 +3497,7 @@
       </w:rPr>
     </w:lvl>
   </w:abstractNum>
-  <w:abstractNum w:abstractNumId="16" w15:restartNumberingAfterBreak="0">
+  <w:abstractNum w:abstractNumId="17" w15:restartNumberingAfterBreak="0">
     <w:nsid w:val="61C87B25"/>
     <w:multiLevelType w:val="hybridMultilevel"/>
     <w:tmpl w:val="6FA21976"/>
@@ -3102,7 +3610,7 @@
       </w:rPr>
     </w:lvl>
   </w:abstractNum>
-  <w:abstractNum w:abstractNumId="17" w15:restartNumberingAfterBreak="0">
+  <w:abstractNum w:abstractNumId="18" w15:restartNumberingAfterBreak="0">
     <w:nsid w:val="621D43F7"/>
     <w:multiLevelType w:val="hybridMultilevel"/>
     <w:tmpl w:val="E1BA4850"/>
@@ -3215,7 +3723,7 @@
       </w:rPr>
     </w:lvl>
   </w:abstractNum>
-  <w:abstractNum w:abstractNumId="18" w15:restartNumberingAfterBreak="0">
+  <w:abstractNum w:abstractNumId="19" w15:restartNumberingAfterBreak="0">
     <w:nsid w:val="657763C8"/>
     <w:multiLevelType w:val="hybridMultilevel"/>
     <w:tmpl w:val="94F87C5A"/>
@@ -3328,7 +3836,7 @@
       </w:rPr>
     </w:lvl>
   </w:abstractNum>
-  <w:abstractNum w:abstractNumId="19" w15:restartNumberingAfterBreak="0">
+  <w:abstractNum w:abstractNumId="20" w15:restartNumberingAfterBreak="0">
     <w:nsid w:val="6AFC21B1"/>
     <w:multiLevelType w:val="hybridMultilevel"/>
     <w:tmpl w:val="ABCC59D8"/>
@@ -3440,7 +3948,7 @@
       </w:rPr>
     </w:lvl>
   </w:abstractNum>
-  <w:abstractNum w:abstractNumId="20" w15:restartNumberingAfterBreak="0">
+  <w:abstractNum w:abstractNumId="21" w15:restartNumberingAfterBreak="0">
     <w:nsid w:val="6CBC46CA"/>
     <w:multiLevelType w:val="hybridMultilevel"/>
     <w:tmpl w:val="D160F8DA"/>
@@ -3553,7 +4061,7 @@
       </w:rPr>
     </w:lvl>
   </w:abstractNum>
-  <w:abstractNum w:abstractNumId="21" w15:restartNumberingAfterBreak="0">
+  <w:abstractNum w:abstractNumId="22" w15:restartNumberingAfterBreak="0">
     <w:nsid w:val="74DB59D8"/>
     <w:multiLevelType w:val="hybridMultilevel"/>
     <w:tmpl w:val="E334E25C"/>
@@ -3666,7 +4174,7 @@
       </w:rPr>
     </w:lvl>
   </w:abstractNum>
-  <w:abstractNum w:abstractNumId="22" w15:restartNumberingAfterBreak="0">
+  <w:abstractNum w:abstractNumId="23" w15:restartNumberingAfterBreak="0">
     <w:nsid w:val="7DC25969"/>
     <w:multiLevelType w:val="hybridMultilevel"/>
     <w:tmpl w:val="49A4B118"/>
@@ -3756,73 +4264,76 @@
     </w:lvl>
   </w:abstractNum>
   <w:num w:numId="1" w16cid:durableId="758407797">
+    <w:abstractNumId w:val="17"/>
+  </w:num>
+  <w:num w:numId="2" w16cid:durableId="647708275">
+    <w:abstractNumId w:val="15"/>
+  </w:num>
+  <w:num w:numId="3" w16cid:durableId="936446122">
+    <w:abstractNumId w:val="18"/>
+  </w:num>
+  <w:num w:numId="4" w16cid:durableId="1220551010">
+    <w:abstractNumId w:val="7"/>
+  </w:num>
+  <w:num w:numId="5" w16cid:durableId="1056777021">
+    <w:abstractNumId w:val="22"/>
+  </w:num>
+  <w:num w:numId="6" w16cid:durableId="1082676122">
+    <w:abstractNumId w:val="3"/>
+  </w:num>
+  <w:num w:numId="7" w16cid:durableId="1934166398">
+    <w:abstractNumId w:val="19"/>
+  </w:num>
+  <w:num w:numId="8" w16cid:durableId="1182167632">
+    <w:abstractNumId w:val="11"/>
+  </w:num>
+  <w:num w:numId="9" w16cid:durableId="754057506">
+    <w:abstractNumId w:val="8"/>
+  </w:num>
+  <w:num w:numId="10" w16cid:durableId="343899771">
+    <w:abstractNumId w:val="10"/>
+  </w:num>
+  <w:num w:numId="11" w16cid:durableId="792597681">
     <w:abstractNumId w:val="16"/>
   </w:num>
-  <w:num w:numId="2" w16cid:durableId="647708275">
+  <w:num w:numId="12" w16cid:durableId="410783598">
+    <w:abstractNumId w:val="1"/>
+  </w:num>
+  <w:num w:numId="13" w16cid:durableId="82647491">
+    <w:abstractNumId w:val="6"/>
+  </w:num>
+  <w:num w:numId="14" w16cid:durableId="1197428076">
+    <w:abstractNumId w:val="13"/>
+  </w:num>
+  <w:num w:numId="15" w16cid:durableId="392390443">
+    <w:abstractNumId w:val="9"/>
+  </w:num>
+  <w:num w:numId="16" w16cid:durableId="771247878">
     <w:abstractNumId w:val="14"/>
   </w:num>
-  <w:num w:numId="3" w16cid:durableId="936446122">
-    <w:abstractNumId w:val="17"/>
+  <w:num w:numId="17" w16cid:durableId="802192469">
+    <w:abstractNumId w:val="23"/>
   </w:num>
-  <w:num w:numId="4" w16cid:durableId="1220551010">
-    <w:abstractNumId w:val="6"/>
+  <w:num w:numId="18" w16cid:durableId="236212609">
+    <w:abstractNumId w:val="12"/>
   </w:num>
-  <w:num w:numId="5" w16cid:durableId="1056777021">
+  <w:num w:numId="19" w16cid:durableId="599221699">
+    <w:abstractNumId w:val="20"/>
+  </w:num>
+  <w:num w:numId="20" w16cid:durableId="1155292584">
+    <w:abstractNumId w:val="5"/>
+  </w:num>
+  <w:num w:numId="21" w16cid:durableId="145705799">
+    <w:abstractNumId w:val="4"/>
+  </w:num>
+  <w:num w:numId="22" w16cid:durableId="240868597">
     <w:abstractNumId w:val="21"/>
   </w:num>
-  <w:num w:numId="6" w16cid:durableId="1082676122">
+  <w:num w:numId="23" w16cid:durableId="81996723">
     <w:abstractNumId w:val="2"/>
   </w:num>
-  <w:num w:numId="7" w16cid:durableId="1934166398">
-    <w:abstractNumId w:val="18"/>
-  </w:num>
-  <w:num w:numId="8" w16cid:durableId="1182167632">
-    <w:abstractNumId w:val="10"/>
-  </w:num>
-  <w:num w:numId="9" w16cid:durableId="754057506">
-    <w:abstractNumId w:val="7"/>
-  </w:num>
-  <w:num w:numId="10" w16cid:durableId="343899771">
-    <w:abstractNumId w:val="9"/>
-  </w:num>
-  <w:num w:numId="11" w16cid:durableId="792597681">
-    <w:abstractNumId w:val="15"/>
-  </w:num>
-  <w:num w:numId="12" w16cid:durableId="410783598">
+  <w:num w:numId="24" w16cid:durableId="384916079">
     <w:abstractNumId w:val="0"/>
-  </w:num>
-  <w:num w:numId="13" w16cid:durableId="82647491">
-    <w:abstractNumId w:val="5"/>
-  </w:num>
-  <w:num w:numId="14" w16cid:durableId="1197428076">
-    <w:abstractNumId w:val="12"/>
-  </w:num>
-  <w:num w:numId="15" w16cid:durableId="392390443">
-    <w:abstractNumId w:val="8"/>
-  </w:num>
-  <w:num w:numId="16" w16cid:durableId="771247878">
-    <w:abstractNumId w:val="13"/>
-  </w:num>
-  <w:num w:numId="17" w16cid:durableId="802192469">
-    <w:abstractNumId w:val="22"/>
-  </w:num>
-  <w:num w:numId="18" w16cid:durableId="236212609">
-    <w:abstractNumId w:val="11"/>
-  </w:num>
-  <w:num w:numId="19" w16cid:durableId="599221699">
-    <w:abstractNumId w:val="19"/>
-  </w:num>
-  <w:num w:numId="20" w16cid:durableId="1155292584">
-    <w:abstractNumId w:val="4"/>
-  </w:num>
-  <w:num w:numId="21" w16cid:durableId="145705799">
-    <w:abstractNumId w:val="3"/>
-  </w:num>
-  <w:num w:numId="22" w16cid:durableId="240868597">
-    <w:abstractNumId w:val="20"/>
-  </w:num>
-  <w:num w:numId="23" w16cid:durableId="81996723">
-    <w:abstractNumId w:val="1"/>
   </w:num>
 </w:numbering>
 </file>
@@ -4745,12 +5256,12 @@
 
 <file path=word/glossary/fontTable.xml><?xml version="1.0" encoding="utf-8"?>
 <w:fonts xmlns:mc="http://schemas.openxmlformats.org/markup-compatibility/2006" xmlns:r="http://schemas.openxmlformats.org/officeDocument/2006/relationships" xmlns:w="http://schemas.openxmlformats.org/wordprocessingml/2006/main" xmlns:w14="http://schemas.microsoft.com/office/word/2010/wordml" xmlns:w15="http://schemas.microsoft.com/office/word/2012/wordml" xmlns:w16cex="http://schemas.microsoft.com/office/word/2018/wordml/cex" xmlns:w16cid="http://schemas.microsoft.com/office/word/2016/wordml/cid" xmlns:w16="http://schemas.microsoft.com/office/word/2018/wordml" xmlns:w16sdtdh="http://schemas.microsoft.com/office/word/2020/wordml/sdtdatahash" xmlns:w16se="http://schemas.microsoft.com/office/word/2015/wordml/symex" mc:Ignorable="w14 w15 w16se w16cid w16 w16cex w16sdtdh">
-  <w:font w:name="Calibri">
-    <w:panose1 w:val="020F0502020204030204"/>
-    <w:charset w:val="00"/>
-    <w:family w:val="swiss"/>
+  <w:font w:name="Symbol">
+    <w:panose1 w:val="05050102010706020507"/>
+    <w:charset w:val="02"/>
+    <w:family w:val="roman"/>
     <w:pitch w:val="variable"/>
-    <w:sig w:usb0="E4002EFF" w:usb1="C200247B" w:usb2="00000009" w:usb3="00000000" w:csb0="000001FF" w:csb1="00000000"/>
+    <w:sig w:usb0="00000000" w:usb1="10000000" w:usb2="00000000" w:usb3="00000000" w:csb0="80000000" w:csb1="00000000"/>
   </w:font>
   <w:font w:name="Times New Roman">
     <w:panose1 w:val="02020603050405020304"/>
@@ -4773,12 +5284,12 @@
     <w:pitch w:val="variable"/>
     <w:sig w:usb0="00000000" w:usb1="10000000" w:usb2="00000000" w:usb3="00000000" w:csb0="80000000" w:csb1="00000000"/>
   </w:font>
-  <w:font w:name="Symbol">
-    <w:panose1 w:val="05050102010706020507"/>
-    <w:charset w:val="02"/>
-    <w:family w:val="roman"/>
+  <w:font w:name="Calibri">
+    <w:panose1 w:val="020F0502020204030204"/>
+    <w:charset w:val="00"/>
+    <w:family w:val="swiss"/>
     <w:pitch w:val="variable"/>
-    <w:sig w:usb0="00000000" w:usb1="10000000" w:usb2="00000000" w:usb3="00000000" w:csb0="80000000" w:csb1="00000000"/>
+    <w:sig w:usb0="E4002EFF" w:usb1="C200247B" w:usb2="00000009" w:usb3="00000000" w:csb0="000001FF" w:csb1="00000000"/>
   </w:font>
   <w:font w:name="Arial">
     <w:panose1 w:val="020B0604020202020204"/>
@@ -4878,6 +5389,7 @@
     <w:rsid w:val="00453BEA"/>
     <w:rsid w:val="004576F0"/>
     <w:rsid w:val="00465B6E"/>
+    <w:rsid w:val="004A3330"/>
     <w:rsid w:val="004B235F"/>
     <w:rsid w:val="004E2C9B"/>
     <w:rsid w:val="004E6B5D"/>
@@ -4973,6 +5485,7 @@
     <w:rsid w:val="00E07B40"/>
     <w:rsid w:val="00E13AFB"/>
     <w:rsid w:val="00E22A54"/>
+    <w:rsid w:val="00E24A94"/>
     <w:rsid w:val="00E26C6E"/>
     <w:rsid w:val="00E316BF"/>
     <w:rsid w:val="00E42975"/>
